--- a/WeeklyReport/WeeklyProjectLog-25-02-25.docx
+++ b/WeeklyReport/WeeklyProjectLog-25-02-25.docx
@@ -985,6 +985,10 @@
             <w:pPr>
               <w:pStyle w:val="ListParagraph"/>
               <w:widowControl w:val="0"/>
+              <w:numPr>
+                <w:ilvl w:val="0"/>
+                <w:numId w:val="1"/>
+              </w:numPr>
               <w:pBdr>
                 <w:top w:val="nil"/>
                 <w:left w:val="nil"/>
@@ -999,6 +1003,14 @@
                 <w:szCs w:val="24"/>
               </w:rPr>
             </w:pPr>
+            <w:r>
+              <w:rPr>
+                <w:rFonts w:asciiTheme="majorHAnsi" w:eastAsia="Times New Roman" w:hAnsiTheme="majorHAnsi" w:cstheme="majorHAnsi"/>
+                <w:sz w:val="24"/>
+                <w:szCs w:val="24"/>
+              </w:rPr>
+              <w:t>Detection bug fixes</w:t>
+            </w:r>
           </w:p>
         </w:tc>
       </w:tr>
@@ -1022,6 +1034,10 @@
             <w:pPr>
               <w:pStyle w:val="ListParagraph"/>
               <w:widowControl w:val="0"/>
+              <w:numPr>
+                <w:ilvl w:val="0"/>
+                <w:numId w:val="1"/>
+              </w:numPr>
               <w:pBdr>
                 <w:top w:val="nil"/>
                 <w:left w:val="nil"/>
@@ -1036,6 +1052,14 @@
                 <w:szCs w:val="24"/>
               </w:rPr>
             </w:pPr>
+            <w:r>
+              <w:rPr>
+                <w:rFonts w:asciiTheme="majorHAnsi" w:eastAsia="Times New Roman" w:hAnsiTheme="majorHAnsi" w:cstheme="majorHAnsi"/>
+                <w:sz w:val="24"/>
+                <w:szCs w:val="24"/>
+              </w:rPr>
+              <w:t>Detection to depend on user</w:t>
+            </w:r>
           </w:p>
         </w:tc>
       </w:tr>
@@ -1059,6 +1083,10 @@
             <w:pPr>
               <w:pStyle w:val="ListParagraph"/>
               <w:widowControl w:val="0"/>
+              <w:numPr>
+                <w:ilvl w:val="0"/>
+                <w:numId w:val="1"/>
+              </w:numPr>
               <w:pBdr>
                 <w:top w:val="nil"/>
                 <w:left w:val="nil"/>
@@ -1073,6 +1101,14 @@
                 <w:szCs w:val="24"/>
               </w:rPr>
             </w:pPr>
+            <w:r>
+              <w:rPr>
+                <w:rFonts w:asciiTheme="majorHAnsi" w:eastAsia="Times New Roman" w:hAnsiTheme="majorHAnsi" w:cstheme="majorHAnsi"/>
+                <w:sz w:val="24"/>
+                <w:szCs w:val="24"/>
+              </w:rPr>
+              <w:t>Camera Table</w:t>
+            </w:r>
           </w:p>
         </w:tc>
       </w:tr>
